--- a/docs/SPIMS-Project-Status.docx
+++ b/docs/SPIMS-Project-Status.docx
@@ -81,7 +81,7 @@
           <w:sz w:val="18"/>
           <w:szCs w:val="18"/>
         </w:rPr>
-        <w:t xml:space="preserve">Version 1.8  ·  11 September 2026  ·  build 3946dab</w:t>
+        <w:t xml:space="preserve">Version 1.8  ·  11 September 2026  ·  build 76acbac</w:t>
       </w:r>
     </w:p>
     <w:p>

--- a/docs/SPIMS-Project-Status.docx
+++ b/docs/SPIMS-Project-Status.docx
@@ -81,7 +81,7 @@
           <w:sz w:val="18"/>
           <w:szCs w:val="18"/>
         </w:rPr>
-        <w:t xml:space="preserve">Version 1.8  ·  11 September 2026  ·  build 76acbac</w:t>
+        <w:t xml:space="preserve">Version 1.9  ·  13 October 2026  ·  build 76acbac</w:t>
       </w:r>
     </w:p>
     <w:p>
@@ -1006,7 +1006,7 @@
                 <w:sz w:val="19"/>
                 <w:szCs w:val="19"/>
               </w:rPr>
-              <w:t xml:space="preserve">Self-serve CSV upload with four downloadable templates, server-side validation and parsing, and an audit record of every upload.</w:t>
+              <w:t xml:space="preserve">Self-serve CSV upload with five downloadable templates, server-side validation and parsing, and an audit record of every upload. Financial spend, project master data and project completion write straight into live records; beneficiary counts and activity logs are validated and logged only, and the upload says which of the two it did rather than implying a review that does not exist.</w:t>
             </w:r>
           </w:p>
         </w:tc>
@@ -2001,7 +2001,47 @@
           <w:sz w:val="21"/>
           <w:szCs w:val="21"/>
         </w:rPr>
-        <w:t xml:space="preserve">Bulk upload validates column structure against the published templates and rejects mismatches.</w:t>
+        <w:t xml:space="preserve">Bulk upload validates column structure against the published templates and rejects mismatches, and the three templates that write through are verified by reading the stored records back — a message saying a file was received is not evidence that anything was stored.</w:t>
+      </w:r>
+    </w:p>
+    <w:p>
+      <w:pPr>
+        <w:pStyle w:val="ListParagraph"/>
+        <w:numPr>
+          <w:ilvl w:val="0"/>
+          <w:numId w:val="1"/>
+        </w:numPr>
+        <w:spacing w:after="90" w:line="290"/>
+        <w:jc w:val="left"/>
+      </w:pPr>
+      <w:r>
+        <w:rPr>
+          <w:rFonts w:ascii="Poppins" w:cs="Poppins" w:eastAsia="Poppins" w:hAnsi="Poppins"/>
+          <w:color w:val="2A2E52"/>
+          <w:sz w:val="21"/>
+          <w:szCs w:val="21"/>
+        </w:rPr>
+        <w:t xml:space="preserve">A project completion file sets the project’s utilisation from its recorded spend against the budget entered with the master data. Progress and status are left for a person, because a completion record does not decide that a project is finished.</w:t>
+      </w:r>
+    </w:p>
+    <w:p>
+      <w:pPr>
+        <w:pStyle w:val="ListParagraph"/>
+        <w:numPr>
+          <w:ilvl w:val="0"/>
+          <w:numId w:val="1"/>
+        </w:numPr>
+        <w:spacing w:after="90" w:line="290"/>
+        <w:jc w:val="left"/>
+      </w:pPr>
+      <w:r>
+        <w:rPr>
+          <w:rFonts w:ascii="Poppins" w:cs="Poppins" w:eastAsia="Poppins" w:hAnsi="Poppins"/>
+          <w:color w:val="2A2E52"/>
+          <w:sz w:val="21"/>
+          <w:szCs w:val="21"/>
+        </w:rPr>
+        <w:t xml:space="preserve">A figure nobody has recorded is shown as not recorded rather than as zero — utilisation, progress, SROI and cost per outcome each say why they are empty. The two claims are different, and the interface used to make them look identical.</w:t>
       </w:r>
     </w:p>
     <w:p>
@@ -2845,7 +2885,7 @@
                 <w:sz w:val="19"/>
                 <w:szCs w:val="19"/>
               </w:rPr>
-              <w:t xml:space="preserve">Bulk upload writing to live records</w:t>
+              <w:t xml:space="preserve">Beneficiary counts and activity logs writing to live records</w:t>
             </w:r>
           </w:p>
         </w:tc>
@@ -2873,7 +2913,7 @@
                 <w:sz w:val="19"/>
                 <w:szCs w:val="19"/>
               </w:rPr>
-              <w:t xml:space="preserve">Seplat decision on aggregation rules</w:t>
+              <w:t xml:space="preserve">Seplat decision on aggregation rules. Spend, project master data and completion files already write through</w:t>
             </w:r>
           </w:p>
         </w:tc>
@@ -4240,7 +4280,7 @@
           <w:sz w:val="21"/>
           <w:szCs w:val="21"/>
         </w:rPr>
-        <w:t xml:space="preserve">Financial spend uploads already write to live records. Beneficiary counts, activity logs and programme data are validated and held for review rather than written automatically, because doing so safely requires a rule Seplat must set: whether a new figure replaces a running total or adds to it. The same dependency applies to SROI, which cannot be computed until Seplat’s M&amp;E function validates the financial proxies. Recommendation: leave both as they are, clearly labelled, until those decisions are made. Presenting a computed figure on an unvalidated basis would undermine the provenance principle the system is built on.</w:t>
+        <w:t xml:space="preserve">Financial spend, project master data and project completion files write to live records: a completed project can now be entered from two spreadsheets and appears in the portfolio, on its own page and in its report. Beneficiary counts and activity logs are validated and logged only, because writing them safely requires a rule Seplat must set: whether a new figure replaces a running total or adds to it. The same dependency applies to SROI, which cannot be computed until Seplat’s M&amp;E function validates the financial proxies. Recommendation: leave both as they are, clearly labelled, until those decisions are made. Presenting a computed figure on an unvalidated basis would undermine the provenance principle the system is built on.</w:t>
       </w:r>
     </w:p>
     <w:p>
@@ -4581,7 +4621,7 @@
                 <w:sz w:val="19"/>
                 <w:szCs w:val="19"/>
               </w:rPr>
-              <w:t xml:space="preserve">Bulk upload writing directly to live records</w:t>
+              <w:t xml:space="preserve">The last two upload types writing directly to live records</w:t>
             </w:r>
           </w:p>
         </w:tc>
@@ -5276,7 +5316,7 @@
                 <w:sz w:val="19"/>
                 <w:szCs w:val="19"/>
               </w:rPr>
-              <w:t xml:space="preserve">Bulk upload write-through and live SROI</w:t>
+              <w:t xml:space="preserve">Beneficiary and activity write-through, and live SROI</w:t>
             </w:r>
           </w:p>
         </w:tc>

--- a/docs/SPIMS-Project-Status.docx
+++ b/docs/SPIMS-Project-Status.docx
@@ -81,7 +81,7 @@
           <w:sz w:val="18"/>
           <w:szCs w:val="18"/>
         </w:rPr>
-        <w:t xml:space="preserve">Version 1.9  ·  13 October 2026  ·  build 76acbac</w:t>
+        <w:t xml:space="preserve">Version 1.9  ·  13 October 2026  ·  build 2915ccb</w:t>
       </w:r>
     </w:p>
     <w:p>

--- a/docs/SPIMS-Project-Status.docx
+++ b/docs/SPIMS-Project-Status.docx
@@ -81,7 +81,7 @@
           <w:sz w:val="18"/>
           <w:szCs w:val="18"/>
         </w:rPr>
-        <w:t xml:space="preserve">Version 1.9  ·  13 October 2026  ·  build 2915ccb</w:t>
+        <w:t xml:space="preserve">Version 2.0  ·  13 October 2026  ·  build 2915ccb</w:t>
       </w:r>
     </w:p>
     <w:p>
@@ -978,6 +978,122 @@
                 <w:sz w:val="19"/>
                 <w:szCs w:val="19"/>
               </w:rPr>
+              <w:t xml:space="preserve">Social return on investment</w:t>
+            </w:r>
+          </w:p>
+        </w:tc>
+        <w:tc>
+          <w:tcPr>
+            <w:tcW w:type="dxa" w:w="6138"/>
+            <w:tcMar>
+              <w:top w:type="dxa" w:w="100"/>
+              <w:left w:type="dxa" w:w="130"/>
+              <w:bottom w:type="dxa" w:w="100"/>
+              <w:right w:type="dxa" w:w="130"/>
+            </w:tcMar>
+          </w:tcPr>
+          <w:p>
+            <w:pPr>
+              <w:spacing w:after="0" w:line="280"/>
+              <w:jc w:val="left"/>
+            </w:pPr>
+            <w:r>
+              <w:rPr>
+                <w:rFonts w:ascii="Poppins" w:cs="Poppins" w:eastAsia="Poppins" w:hAnsi="Poppins"/>
+                <w:b w:val="false"/>
+                <w:bCs w:val="false"/>
+                <w:color w:val="2A2E52"/>
+                <w:sz w:val="19"/>
+                <w:szCs w:val="19"/>
+              </w:rPr>
+              <w:t xml:space="preserve">Calculated for every programme with recorded spend and a beneficiary count, by Social Value International’s method, and reported as a range rather than a single number. The proxy, each deduction and the full arithmetic are shown beside the figure, so a reader can disagree with a specific assumption instead of the whole result. Marked illustrative until Seplat’s M&amp;E function agrees the proxies.</w:t>
+            </w:r>
+          </w:p>
+        </w:tc>
+      </w:tr>
+      <w:tr>
+        <w:tc>
+          <w:tcPr>
+            <w:tcW w:type="dxa" w:w="2888"/>
+            <w:tcMar>
+              <w:top w:type="dxa" w:w="100"/>
+              <w:left w:type="dxa" w:w="130"/>
+              <w:bottom w:type="dxa" w:w="100"/>
+              <w:right w:type="dxa" w:w="130"/>
+            </w:tcMar>
+          </w:tcPr>
+          <w:p>
+            <w:pPr>
+              <w:spacing w:after="0" w:line="280"/>
+              <w:jc w:val="left"/>
+            </w:pPr>
+            <w:r>
+              <w:rPr>
+                <w:rFonts w:ascii="Poppins" w:cs="Poppins" w:eastAsia="Poppins" w:hAnsi="Poppins"/>
+                <w:b w:val="false"/>
+                <w:bCs w:val="false"/>
+                <w:color w:val="2A2E52"/>
+                <w:sz w:val="19"/>
+                <w:szCs w:val="19"/>
+              </w:rPr>
+              <w:t xml:space="preserve">What a project still needs</w:t>
+            </w:r>
+          </w:p>
+        </w:tc>
+        <w:tc>
+          <w:tcPr>
+            <w:tcW w:type="dxa" w:w="6138"/>
+            <w:tcMar>
+              <w:top w:type="dxa" w:w="100"/>
+              <w:left w:type="dxa" w:w="130"/>
+              <w:bottom w:type="dxa" w:w="100"/>
+              <w:right w:type="dxa" w:w="130"/>
+            </w:tcMar>
+          </w:tcPr>
+          <w:p>
+            <w:pPr>
+              <w:spacing w:after="0" w:line="280"/>
+              <w:jc w:val="left"/>
+            </w:pPr>
+            <w:r>
+              <w:rPr>
+                <w:rFonts w:ascii="Poppins" w:cs="Poppins" w:eastAsia="Poppins" w:hAnsi="Poppins"/>
+                <w:b w:val="false"/>
+                <w:bCs w:val="false"/>
+                <w:color w:val="2A2E52"/>
+                <w:sz w:val="19"/>
+                <w:szCs w:val="19"/>
+              </w:rPr>
+              <w:t xml:space="preserve">Each project page states how complete its record is, which fields are missing, and the exact spreadsheet column that fills each one — so a thin upload is visible as thin rather than displayed as though it were a full record.</w:t>
+            </w:r>
+          </w:p>
+        </w:tc>
+      </w:tr>
+      <w:tr>
+        <w:tc>
+          <w:tcPr>
+            <w:tcW w:type="dxa" w:w="2888"/>
+            <w:tcMar>
+              <w:top w:type="dxa" w:w="100"/>
+              <w:left w:type="dxa" w:w="130"/>
+              <w:bottom w:type="dxa" w:w="100"/>
+              <w:right w:type="dxa" w:w="130"/>
+            </w:tcMar>
+          </w:tcPr>
+          <w:p>
+            <w:pPr>
+              <w:spacing w:after="0" w:line="280"/>
+              <w:jc w:val="left"/>
+            </w:pPr>
+            <w:r>
+              <w:rPr>
+                <w:rFonts w:ascii="Poppins" w:cs="Poppins" w:eastAsia="Poppins" w:hAnsi="Poppins"/>
+                <w:b w:val="false"/>
+                <w:bCs w:val="false"/>
+                <w:color w:val="2A2E52"/>
+                <w:sz w:val="19"/>
+                <w:szCs w:val="19"/>
+              </w:rPr>
               <w:t xml:space="preserve">Bulk upload</w:t>
             </w:r>
           </w:p>
@@ -2041,6 +2157,26 @@
           <w:sz w:val="21"/>
           <w:szCs w:val="21"/>
         </w:rPr>
+        <w:t xml:space="preserve">A completion file carrying a date_completed marks its project complete and sets progress to 100%; a blank one leaves both alone, so a project recording interim results is not closed by accident.</w:t>
+      </w:r>
+    </w:p>
+    <w:p>
+      <w:pPr>
+        <w:pStyle w:val="ListParagraph"/>
+        <w:numPr>
+          <w:ilvl w:val="0"/>
+          <w:numId w:val="1"/>
+        </w:numPr>
+        <w:spacing w:after="90" w:line="290"/>
+        <w:jc w:val="left"/>
+      </w:pPr>
+      <w:r>
+        <w:rPr>
+          <w:rFonts w:ascii="Poppins" w:cs="Poppins" w:eastAsia="Poppins" w:hAnsi="Poppins"/>
+          <w:color w:val="2A2E52"/>
+          <w:sz w:val="21"/>
+          <w:szCs w:val="21"/>
+        </w:rPr>
         <w:t xml:space="preserve">A figure nobody has recorded is shown as not recorded rather than as zero — utilisation, progress, SROI and cost per outcome each say why they are empty. The two claims are different, and the interface used to make them look identical.</w:t>
       </w:r>
     </w:p>
@@ -2276,7 +2412,7 @@
                 <w:sz w:val="19"/>
                 <w:szCs w:val="19"/>
               </w:rPr>
-              <w:t xml:space="preserve">Methodology documented and shown in the interface, but the financial proxies have not been validated by Seplat’s M&amp;E team. Not computed from live data.</w:t>
+              <w:t xml:space="preserve">Now calculated from live data by the standard method — Social Value International’s: a financial proxy for the outcome, less deadweight, attribution and drop-off, discounted to today’s money and divided by recorded spend. The method is settled; the proxies are placeholders, because Seplat’s published 2025 report contains no return-on-investment figure or methodology to anchor them to. Every figure is marked ILLUSTRATIVE and shows its proxy, its deductions and its arithmetic, and all four proxies live in one file for M&amp;E to replace.</w:t>
             </w:r>
           </w:p>
         </w:tc>
@@ -2971,7 +3107,7 @@
                 <w:sz w:val="19"/>
                 <w:szCs w:val="19"/>
               </w:rPr>
-              <w:t xml:space="preserve">Live SROI and compliance calculation</w:t>
+              <w:t xml:space="preserve">Validated SROI proxies</w:t>
             </w:r>
           </w:p>
         </w:tc>
@@ -2999,7 +3135,93 @@
                 <w:sz w:val="19"/>
                 <w:szCs w:val="19"/>
               </w:rPr>
-              <w:t xml:space="preserve">Seplat M&amp;E validation of financial proxies</w:t>
+              <w:t xml:space="preserve">Seplat M&amp;E. The calculation is built and running; what it needs is agreed values for what a year of each outcome is worth — four numbers in one file</w:t>
+            </w:r>
+          </w:p>
+        </w:tc>
+        <w:tc>
+          <w:tcPr>
+            <w:tcW w:type="dxa" w:w="1805"/>
+            <w:tcMar>
+              <w:top w:type="dxa" w:w="100"/>
+              <w:left w:type="dxa" w:w="130"/>
+              <w:bottom w:type="dxa" w:w="100"/>
+              <w:right w:type="dxa" w:w="130"/>
+            </w:tcMar>
+          </w:tcPr>
+          <w:p>
+            <w:pPr>
+              <w:spacing w:after="0" w:line="280"/>
+              <w:jc w:val="left"/>
+            </w:pPr>
+            <w:r>
+              <w:rPr>
+                <w:rFonts w:ascii="Poppins" w:cs="Poppins" w:eastAsia="Poppins" w:hAnsi="Poppins"/>
+                <w:b w:val="false"/>
+                <w:bCs w:val="false"/>
+                <w:color w:val="2A2E52"/>
+                <w:sz w:val="19"/>
+                <w:szCs w:val="19"/>
+              </w:rPr>
+              <w:t xml:space="preserve">Medium</w:t>
+            </w:r>
+          </w:p>
+        </w:tc>
+      </w:tr>
+      <w:tr>
+        <w:tc>
+          <w:tcPr>
+            <w:tcW w:type="dxa" w:w="3430"/>
+            <w:tcMar>
+              <w:top w:type="dxa" w:w="100"/>
+              <w:left w:type="dxa" w:w="130"/>
+              <w:bottom w:type="dxa" w:w="100"/>
+              <w:right w:type="dxa" w:w="130"/>
+            </w:tcMar>
+          </w:tcPr>
+          <w:p>
+            <w:pPr>
+              <w:spacing w:after="0" w:line="280"/>
+              <w:jc w:val="left"/>
+            </w:pPr>
+            <w:r>
+              <w:rPr>
+                <w:rFonts w:ascii="Poppins" w:cs="Poppins" w:eastAsia="Poppins" w:hAnsi="Poppins"/>
+                <w:b/>
+                <w:bCs/>
+                <w:color w:val="2A2E52"/>
+                <w:sz w:val="19"/>
+                <w:szCs w:val="19"/>
+              </w:rPr>
+              <w:t xml:space="preserve">Live compliance calculation</w:t>
+            </w:r>
+          </w:p>
+        </w:tc>
+        <w:tc>
+          <w:tcPr>
+            <w:tcW w:type="dxa" w:w="3791"/>
+            <w:tcMar>
+              <w:top w:type="dxa" w:w="100"/>
+              <w:left w:type="dxa" w:w="130"/>
+              <w:bottom w:type="dxa" w:w="100"/>
+              <w:right w:type="dxa" w:w="130"/>
+            </w:tcMar>
+          </w:tcPr>
+          <w:p>
+            <w:pPr>
+              <w:spacing w:after="0" w:line="280"/>
+              <w:jc w:val="left"/>
+            </w:pPr>
+            <w:r>
+              <w:rPr>
+                <w:rFonts w:ascii="Poppins" w:cs="Poppins" w:eastAsia="Poppins" w:hAnsi="Poppins"/>
+                <w:b w:val="false"/>
+                <w:bCs w:val="false"/>
+                <w:color w:val="2A2E52"/>
+                <w:sz w:val="19"/>
+                <w:szCs w:val="19"/>
+              </w:rPr>
+              <w:t xml:space="preserve">Seplat decision on the compliance framework and its source data</w:t>
             </w:r>
           </w:p>
         </w:tc>
@@ -4280,7 +4502,7 @@
           <w:sz w:val="21"/>
           <w:szCs w:val="21"/>
         </w:rPr>
-        <w:t xml:space="preserve">Financial spend, project master data and project completion files write to live records: a completed project can now be entered from two spreadsheets and appears in the portfolio, on its own page and in its report. Beneficiary counts and activity logs are validated and logged only, because writing them safely requires a rule Seplat must set: whether a new figure replaces a running total or adds to it. The same dependency applies to SROI, which cannot be computed until Seplat’s M&amp;E function validates the financial proxies. Recommendation: leave both as they are, clearly labelled, until those decisions are made. Presenting a computed figure on an unvalidated basis would undermine the provenance principle the system is built on.</w:t>
+        <w:t xml:space="preserve">Financial spend, project master data and project completion files write to live records: a completed project can now be entered from two spreadsheets and appears in the portfolio, on its own page and in its report. Beneficiary counts and activity logs are validated and logged only, because writing them safely requires a rule Seplat must set: whether a new figure replaces a running total or adds to it. SROI is now computed rather than left blank: the standard method, applied to each programme’s own recorded spend and beneficiary count, shown with its proxy, its deductions and its arithmetic, and marked illustrative. Recommendation: leave the aggregation rules until Seplat sets them, and treat the social return figures as internal until M&amp;E agrees the four proxy values — the calculation will not change when they do, only its inputs.</w:t>
       </w:r>
     </w:p>
     <w:p>
@@ -4651,7 +4873,7 @@
                 <w:sz w:val="19"/>
                 <w:szCs w:val="19"/>
               </w:rPr>
-              <w:t xml:space="preserve">M&amp;E validation of SROI financial proxies</w:t>
+              <w:t xml:space="preserve">M&amp;E agreement on what a year of each outcome is worth, per pillar</w:t>
             </w:r>
           </w:p>
         </w:tc>
@@ -4679,7 +4901,7 @@
                 <w:sz w:val="19"/>
                 <w:szCs w:val="19"/>
               </w:rPr>
-              <w:t xml:space="preserve">Live SROI calculation instead of an illustrative figure</w:t>
+              <w:t xml:space="preserve">Social return figures becoming externally reportable rather than illustrative. The calculation is already built — this replaces four placeholder values</w:t>
             </w:r>
           </w:p>
         </w:tc>

--- a/docs/SPIMS-Project-Status.docx
+++ b/docs/SPIMS-Project-Status.docx
@@ -81,7 +81,7 @@
           <w:sz w:val="18"/>
           <w:szCs w:val="18"/>
         </w:rPr>
-        <w:t xml:space="preserve">Version 2.0  ·  13 October 2026  ·  build 2915ccb</w:t>
+        <w:t xml:space="preserve">Version 2.0  ·  13 October 2026  ·  build 3b656ec</w:t>
       </w:r>
     </w:p>
     <w:p>

--- a/docs/SPIMS-Project-Status.docx
+++ b/docs/SPIMS-Project-Status.docx
@@ -81,7 +81,7 @@
           <w:sz w:val="18"/>
           <w:szCs w:val="18"/>
         </w:rPr>
-        <w:t xml:space="preserve">Version 2.0  ·  13 October 2026  ·  build 3b656ec</w:t>
+        <w:t xml:space="preserve">Version 2.1  ·  13 October 2026  ·  build 3b656ec</w:t>
       </w:r>
     </w:p>
     <w:p>
@@ -978,6 +978,64 @@
                 <w:sz w:val="19"/>
                 <w:szCs w:val="19"/>
               </w:rPr>
+              <w:t xml:space="preserve">Executive dashboard</w:t>
+            </w:r>
+          </w:p>
+        </w:tc>
+        <w:tc>
+          <w:tcPr>
+            <w:tcW w:type="dxa" w:w="6138"/>
+            <w:tcMar>
+              <w:top w:type="dxa" w:w="100"/>
+              <w:left w:type="dxa" w:w="130"/>
+              <w:bottom w:type="dxa" w:w="100"/>
+              <w:right w:type="dxa" w:w="130"/>
+            </w:tcMar>
+          </w:tcPr>
+          <w:p>
+            <w:pPr>
+              <w:spacing w:after="0" w:line="280"/>
+              <w:jc w:val="left"/>
+            </w:pPr>
+            <w:r>
+              <w:rPr>
+                <w:rFonts w:ascii="Poppins" w:cs="Poppins" w:eastAsia="Poppins" w:hAnsi="Poppins"/>
+                <w:b w:val="false"/>
+                <w:bCs w:val="false"/>
+                <w:color w:val="2A2E52"/>
+                <w:sz w:val="19"/>
+                <w:szCs w:val="19"/>
+              </w:rPr>
+              <w:t xml:space="preserve">Every figure on it is calculated from the programmes recorded in the system — social investment and recorded spend, reach and impact, the spend split by pillar and by state, who benefited, delivery risk, progress against the targets that have been set, and the portfolio social return. Add or change a programme and they move. Each of those was previously a constant written into the screen.</w:t>
+            </w:r>
+          </w:p>
+        </w:tc>
+      </w:tr>
+      <w:tr>
+        <w:tc>
+          <w:tcPr>
+            <w:tcW w:type="dxa" w:w="2888"/>
+            <w:tcMar>
+              <w:top w:type="dxa" w:w="100"/>
+              <w:left w:type="dxa" w:w="130"/>
+              <w:bottom w:type="dxa" w:w="100"/>
+              <w:right w:type="dxa" w:w="130"/>
+            </w:tcMar>
+          </w:tcPr>
+          <w:p>
+            <w:pPr>
+              <w:spacing w:after="0" w:line="280"/>
+              <w:jc w:val="left"/>
+            </w:pPr>
+            <w:r>
+              <w:rPr>
+                <w:rFonts w:ascii="Poppins" w:cs="Poppins" w:eastAsia="Poppins" w:hAnsi="Poppins"/>
+                <w:b w:val="false"/>
+                <w:bCs w:val="false"/>
+                <w:color w:val="2A2E52"/>
+                <w:sz w:val="19"/>
+                <w:szCs w:val="19"/>
+              </w:rPr>
               <w:t xml:space="preserve">Social return on investment</w:t>
             </w:r>
           </w:p>
@@ -2157,6 +2215,46 @@
           <w:sz w:val="21"/>
           <w:szCs w:val="21"/>
         </w:rPr>
+        <w:t xml:space="preserve">Every figure on the executive dashboard is computed from the recorded portfolio, and the check that enforces it reads the screen’s own source back to confirm no figure has been written into it.</w:t>
+      </w:r>
+    </w:p>
+    <w:p>
+      <w:pPr>
+        <w:pStyle w:val="ListParagraph"/>
+        <w:numPr>
+          <w:ilvl w:val="0"/>
+          <w:numId w:val="1"/>
+        </w:numPr>
+        <w:spacing w:after="90" w:line="290"/>
+        <w:jc w:val="left"/>
+      </w:pPr>
+      <w:r>
+        <w:rPr>
+          <w:rFonts w:ascii="Poppins" w:cs="Poppins" w:eastAsia="Poppins" w:hAnsi="Poppins"/>
+          <w:color w:val="2A2E52"/>
+          <w:sz w:val="21"/>
+          <w:szCs w:val="21"/>
+        </w:rPr>
+        <w:t xml:space="preserve">The four breakdown columns the completion template asks for — female, male, under 35, living with a disability — are stored and reported. They were collected and discarded on the way in, and the dashboard’s "who benefited" panel was four invented percentages.</w:t>
+      </w:r>
+    </w:p>
+    <w:p>
+      <w:pPr>
+        <w:pStyle w:val="ListParagraph"/>
+        <w:numPr>
+          <w:ilvl w:val="0"/>
+          <w:numId w:val="1"/>
+        </w:numPr>
+        <w:spacing w:after="90" w:line="290"/>
+        <w:jc w:val="left"/>
+      </w:pPr>
+      <w:r>
+        <w:rPr>
+          <w:rFonts w:ascii="Poppins" w:cs="Poppins" w:eastAsia="Poppins" w:hAnsi="Poppins"/>
+          <w:color w:val="2A2E52"/>
+          <w:sz w:val="21"/>
+          <w:szCs w:val="21"/>
+        </w:rPr>
         <w:t xml:space="preserve">A completion file carrying a date_completed marks its project complete and sets progress to 100%; a blank one leaves both alone, so a project recording interim results is not closed by accident.</w:t>
       </w:r>
     </w:p>
@@ -2470,7 +2568,65 @@
                 <w:sz w:val="19"/>
                 <w:szCs w:val="19"/>
               </w:rPr>
-              <w:t xml:space="preserve">Panel structure and gap explanations are real; the underlying compliance percentages are placeholder values.</w:t>
+              <w:t xml:space="preserve">No longer shown as figures. SPIMS holds no compliance data and had nothing to check against, so the dashboard now names what each framework would need connected — the trust’s funding position from finance, contractor local-hire data from procurement, the sustainability team’s disclosure register — rather than reporting a tally nobody could trace.</w:t>
+            </w:r>
+          </w:p>
+        </w:tc>
+      </w:tr>
+      <w:tr>
+        <w:tc>
+          <w:tcPr>
+            <w:tcW w:type="dxa" w:w="2888"/>
+            <w:tcMar>
+              <w:top w:type="dxa" w:w="100"/>
+              <w:left w:type="dxa" w:w="130"/>
+              <w:bottom w:type="dxa" w:w="100"/>
+              <w:right w:type="dxa" w:w="130"/>
+            </w:tcMar>
+          </w:tcPr>
+          <w:p>
+            <w:pPr>
+              <w:spacing w:after="0" w:line="280"/>
+              <w:jc w:val="left"/>
+            </w:pPr>
+            <w:r>
+              <w:rPr>
+                <w:rFonts w:ascii="Poppins" w:cs="Poppins" w:eastAsia="Poppins" w:hAnsi="Poppins"/>
+                <w:b w:val="false"/>
+                <w:bCs w:val="false"/>
+                <w:color w:val="2A2E52"/>
+                <w:sz w:val="19"/>
+                <w:szCs w:val="19"/>
+              </w:rPr>
+              <w:t xml:space="preserve">Community satisfaction</w:t>
+            </w:r>
+          </w:p>
+        </w:tc>
+        <w:tc>
+          <w:tcPr>
+            <w:tcW w:type="dxa" w:w="6138"/>
+            <w:tcMar>
+              <w:top w:type="dxa" w:w="100"/>
+              <w:left w:type="dxa" w:w="130"/>
+              <w:bottom w:type="dxa" w:w="100"/>
+              <w:right w:type="dxa" w:w="130"/>
+            </w:tcMar>
+          </w:tcPr>
+          <w:p>
+            <w:pPr>
+              <w:spacing w:after="0" w:line="280"/>
+              <w:jc w:val="left"/>
+            </w:pPr>
+            <w:r>
+              <w:rPr>
+                <w:rFonts w:ascii="Poppins" w:cs="Poppins" w:eastAsia="Poppins" w:hAnsi="Poppins"/>
+                <w:b w:val="false"/>
+                <w:bCs w:val="false"/>
+                <w:color w:val="2A2E52"/>
+                <w:sz w:val="19"/>
+                <w:szCs w:val="19"/>
+              </w:rPr>
+              <w:t xml:space="preserve">Removed. Nothing in the system collects it, and it was displayed as a percentage on the executive dashboard.</w:t>
             </w:r>
           </w:p>
         </w:tc>

--- a/docs/SPIMS-Project-Status.docx
+++ b/docs/SPIMS-Project-Status.docx
@@ -81,7 +81,7 @@
           <w:sz w:val="18"/>
           <w:szCs w:val="18"/>
         </w:rPr>
-        <w:t xml:space="preserve">Version 2.1  ·  13 October 2026  ·  build 3b656ec</w:t>
+        <w:t xml:space="preserve">Version 2.1  ·  13 October 2026  ·  build 9f2fbf2</w:t>
       </w:r>
     </w:p>
     <w:p>

--- a/docs/SPIMS-Project-Status.docx
+++ b/docs/SPIMS-Project-Status.docx
@@ -81,7 +81,7 @@
           <w:sz w:val="18"/>
           <w:szCs w:val="18"/>
         </w:rPr>
-        <w:t xml:space="preserve">Version 2.1  ·  13 October 2026  ·  build 9f2fbf2</w:t>
+        <w:t xml:space="preserve">Version 2.1  ·  13 October 2026  ·  build 3e047a6</w:t>
       </w:r>
     </w:p>
     <w:p>

--- a/docs/SPIMS-Project-Status.docx
+++ b/docs/SPIMS-Project-Status.docx
@@ -1006,7 +1006,7 @@
                 <w:sz w:val="19"/>
                 <w:szCs w:val="19"/>
               </w:rPr>
-              <w:t xml:space="preserve">Every figure on it is calculated from the programmes recorded in the system — social investment and recorded spend, reach and impact, the spend split by pillar and by state, who benefited, delivery risk, progress against the targets that have been set, and the portfolio social return. Add or change a programme and they move. Each of those was previously a constant written into the screen.</w:t>
+              <w:t xml:space="preserve">Leads with figures that mean the same thing in every sector — people served, communities reached, programmes with a recorded result — rather than a card per programme, which reads as a summary when there is one project and as an arbitrary pick of three when there are forty. Each programme’s own words are carried underneath. Every figure on it is calculated from the programmes recorded in the system — social investment and recorded spend, reach and impact, the spend split by pillar and by state, who benefited, delivery risk, progress against the targets that have been set, and the portfolio social return. Add or change a programme and they move. Each of those was previously a constant written into the screen.</w:t>
             </w:r>
           </w:p>
         </w:tc>
